--- a/_support/supports_par_modules/NB/Support_GEN_NB.docx
+++ b/_support/supports_par_modules/NB/Support_GEN_NB.docx
@@ -69,8 +69,8 @@
     <w:p>
       <w:pPr>
         <w:sectPr>
-          <w:headerReference w:type="default" r:id="rId10"/>
-          <w:footerReference w:type="default" r:id="rId11"/>
+          <w:headerReference w:type="default" r:id="rId11"/>
+          <w:footerReference w:type="default" r:id="rId12"/>
           <w:pgSz w:w="11906" w:h="16838" w:orient="portrait"/>
           <w:pgMar w:top="1440" w:right="1440" w:bottom="1440" w:left="1440" w:header="708" w:footer="708" w:gutter="0"/>
           <w:docGrid w:linePitch="360"/>
@@ -6474,6 +6474,486 @@
     </w:p>
     <w:p>
       <w:pPr>
+        <w:pStyle w:val="Heading2"/>
+        <w:keepNext/>
+        <w:spacing w:after="100" w:before="240"/>
+      </w:pPr>
+      <w:r>
+        <w:rPr>
+          <w:b/>
+          <w:bCs/>
+          <w:color w:val="595959"/>
+          <w:sz w:val="24"/>
+          <w:szCs w:val="24"/>
+        </w:rPr>
+        <w:t xml:space="preserve">Des exemples, et des contre-exemples</w:t>
+      </w:r>
+    </w:p>
+    <w:p>
+      <w:pPr>
+        <w:keepNext/>
+        <w:spacing w:after="60" w:before="120"/>
+        <w:jc w:val="center"/>
+      </w:pPr>
+      <w:r>
+        <w:drawing>
+          <wp:inline distT="0" distB="0" distL="0" distR="0">
+            <wp:extent cx="5400675" cy="1590675"/>
+            <wp:effectExtent t="0" r="0" b="0" l="0"/>
+            <wp:docPr id="1" name="" descr="" title=""/>
+            <wp:cNvGraphicFramePr>
+              <a:graphicFrameLocks xmlns:a="http://schemas.openxmlformats.org/drawingml/2006/main" noChangeAspect="1"/>
+            </wp:cNvGraphicFramePr>
+            <a:graphic xmlns:a="http://schemas.openxmlformats.org/drawingml/2006/main">
+              <a:graphicData uri="http://schemas.openxmlformats.org/drawingml/2006/picture">
+                <pic:pic xmlns:pic="http://schemas.openxmlformats.org/drawingml/2006/picture">
+                  <pic:nvPicPr>
+                    <pic:cNvPr id="0" name="" descr=""/>
+                    <pic:cNvPicPr>
+                      <a:picLocks noChangeAspect="1" noChangeArrowheads="1"/>
+                    </pic:cNvPicPr>
+                  </pic:nvPicPr>
+                  <pic:blipFill>
+                    <a:blip r:embed="rId9" cstate="none"/>
+                    <a:srcRect/>
+                    <a:stretch>
+                      <a:fillRect/>
+                    </a:stretch>
+                  </pic:blipFill>
+                  <pic:spPr bwMode="auto">
+                    <a:xfrm>
+                      <a:off x="0" y="0"/>
+                      <a:ext cx="5400675" cy="1590675"/>
+                    </a:xfrm>
+                    <a:prstGeom prst="rect">
+                      <a:avLst/>
+                    </a:prstGeom>
+                  </pic:spPr>
+                </pic:pic>
+              </a:graphicData>
+            </a:graphic>
+          </wp:inline>
+        </w:drawing>
+      </w:r>
+    </w:p>
+    <w:p>
+      <w:pPr>
+        <w:spacing w:after="200"/>
+        <w:jc w:val="center"/>
+      </w:pPr>
+      <w:r>
+        <w:rPr>
+          <w:i/>
+          <w:iCs/>
+          <w:color w:val="595959"/>
+          <w:sz w:val="20"/>
+          <w:szCs w:val="20"/>
+        </w:rPr>
+        <w:t xml:space="preserve">Ce que chaque joker accepte, et ce qu'il refuse</w:t>
+      </w:r>
+    </w:p>
+    <w:p>
+      <w:pPr>
+        <w:keepNext/>
+        <w:keepLines/>
+        <w:pBdr>
+          <w:top w:val="single" w:sz="4" w:space="4" w:color="808080"/>
+          <w:left w:val="single" w:sz="4" w:space="4" w:color="808080"/>
+          <w:bottom w:val="single" w:sz="4" w:space="4" w:color="808080"/>
+          <w:right w:val="single" w:sz="4" w:space="4" w:color="808080"/>
+        </w:pBdr>
+        <w:spacing w:after="0" w:before="100"/>
+        <w:ind w:left="220"/>
+      </w:pPr>
+      <w:r>
+        <w:rPr>
+          <w:rFonts w:ascii="Consolas" w:hAnsi="Consolas" w:cs="Consolas"/>
+          <w:color w:val="000000"/>
+          <w:sz w:val="18"/>
+          <w:szCs w:val="18"/>
+        </w:rPr>
+        <w:t xml:space="preserve">List&lt;Valise&gt; valises = new ArrayList&lt;&gt;();</w:t>
+      </w:r>
+    </w:p>
+    <w:p>
+      <w:pPr>
+        <w:keepNext/>
+        <w:keepLines/>
+        <w:pBdr>
+          <w:top w:val="single" w:sz="4" w:space="4" w:color="808080"/>
+          <w:left w:val="single" w:sz="4" w:space="4" w:color="808080"/>
+          <w:bottom w:val="single" w:sz="4" w:space="4" w:color="808080"/>
+          <w:right w:val="single" w:sz="4" w:space="4" w:color="808080"/>
+        </w:pBdr>
+        <w:spacing w:after="0" w:before="0"/>
+        <w:ind w:left="220"/>
+      </w:pPr>
+      <w:r>
+        <w:rPr>
+          <w:rFonts w:ascii="Consolas" w:hAnsi="Consolas" w:cs="Consolas"/>
+          <w:color w:val="000000"/>
+          <w:sz w:val="18"/>
+          <w:szCs w:val="18"/>
+        </w:rPr>
+        <w:t xml:space="preserve">List&lt;Sac&gt; sacs = new ArrayList&lt;&gt;();</w:t>
+      </w:r>
+    </w:p>
+    <w:p>
+      <w:pPr>
+        <w:keepNext/>
+        <w:keepLines/>
+        <w:pBdr>
+          <w:top w:val="single" w:sz="4" w:space="4" w:color="808080"/>
+          <w:left w:val="single" w:sz="4" w:space="4" w:color="808080"/>
+          <w:bottom w:val="single" w:sz="4" w:space="4" w:color="808080"/>
+          <w:right w:val="single" w:sz="4" w:space="4" w:color="808080"/>
+        </w:pBdr>
+        <w:spacing w:after="0" w:before="0"/>
+        <w:ind w:left="220"/>
+      </w:pPr>
+      <w:r>
+        <w:rPr>
+          <w:rFonts w:ascii="Consolas" w:hAnsi="Consolas" w:cs="Consolas"/>
+          <w:color w:val="000000"/>
+          <w:sz w:val="18"/>
+          <w:szCs w:val="18"/>
+        </w:rPr>
+        <w:t xml:space="preserve">List&lt;Bagage&gt; bagages = new ArrayList&lt;&gt;();</w:t>
+      </w:r>
+    </w:p>
+    <w:p>
+      <w:pPr>
+        <w:keepNext/>
+        <w:keepLines/>
+        <w:pBdr>
+          <w:top w:val="single" w:sz="4" w:space="4" w:color="808080"/>
+          <w:left w:val="single" w:sz="4" w:space="4" w:color="808080"/>
+          <w:bottom w:val="single" w:sz="4" w:space="4" w:color="808080"/>
+          <w:right w:val="single" w:sz="4" w:space="4" w:color="808080"/>
+        </w:pBdr>
+        <w:spacing w:after="0" w:before="0"/>
+        <w:ind w:left="220"/>
+      </w:pPr>
+      <w:r>
+        <w:rPr>
+          <w:rFonts w:ascii="Consolas" w:hAnsi="Consolas" w:cs="Consolas"/>
+          <w:color w:val="000000"/>
+          <w:sz w:val="18"/>
+          <w:szCs w:val="18"/>
+        </w:rPr>
+        <w:t xml:space="preserve">List&lt;Object&gt; objets = new ArrayList&lt;&gt;();</w:t>
+      </w:r>
+    </w:p>
+    <w:p>
+      <w:pPr>
+        <w:keepNext/>
+        <w:keepLines/>
+        <w:pBdr>
+          <w:top w:val="single" w:sz="4" w:space="4" w:color="808080"/>
+          <w:left w:val="single" w:sz="4" w:space="4" w:color="808080"/>
+          <w:bottom w:val="single" w:sz="4" w:space="4" w:color="808080"/>
+          <w:right w:val="single" w:sz="4" w:space="4" w:color="808080"/>
+        </w:pBdr>
+        <w:spacing w:after="0" w:before="0"/>
+        <w:ind w:left="220"/>
+      </w:pPr>
+      <w:r>
+        <w:rPr>
+          <w:rFonts w:ascii="Consolas" w:hAnsi="Consolas" w:cs="Consolas"/>
+          <w:color w:val="000000"/>
+          <w:sz w:val="18"/>
+          <w:szCs w:val="18"/>
+        </w:rPr>
+        <w:t xml:space="preserve"> </w:t>
+      </w:r>
+    </w:p>
+    <w:p>
+      <w:pPr>
+        <w:keepNext/>
+        <w:keepLines/>
+        <w:pBdr>
+          <w:top w:val="single" w:sz="4" w:space="4" w:color="808080"/>
+          <w:left w:val="single" w:sz="4" w:space="4" w:color="808080"/>
+          <w:bottom w:val="single" w:sz="4" w:space="4" w:color="808080"/>
+          <w:right w:val="single" w:sz="4" w:space="4" w:color="808080"/>
+        </w:pBdr>
+        <w:spacing w:after="0" w:before="0"/>
+        <w:ind w:left="220"/>
+      </w:pPr>
+      <w:r>
+        <w:rPr>
+          <w:rFonts w:ascii="Consolas" w:hAnsi="Consolas" w:cs="Consolas"/>
+          <w:color w:val="000000"/>
+          <w:sz w:val="18"/>
+          <w:szCs w:val="18"/>
+        </w:rPr>
+        <w:t xml:space="preserve">poidsTotal(valises);     // accepte : chaque Valise est un Bagage</w:t>
+      </w:r>
+    </w:p>
+    <w:p>
+      <w:pPr>
+        <w:keepNext/>
+        <w:keepLines/>
+        <w:pBdr>
+          <w:top w:val="single" w:sz="4" w:space="4" w:color="808080"/>
+          <w:left w:val="single" w:sz="4" w:space="4" w:color="808080"/>
+          <w:bottom w:val="single" w:sz="4" w:space="4" w:color="808080"/>
+          <w:right w:val="single" w:sz="4" w:space="4" w:color="808080"/>
+        </w:pBdr>
+        <w:spacing w:after="0" w:before="0"/>
+        <w:ind w:left="220"/>
+      </w:pPr>
+      <w:r>
+        <w:rPr>
+          <w:rFonts w:ascii="Consolas" w:hAnsi="Consolas" w:cs="Consolas"/>
+          <w:color w:val="000000"/>
+          <w:sz w:val="18"/>
+          <w:szCs w:val="18"/>
+        </w:rPr>
+        <w:t xml:space="preserve">poidsTotal(sacs);        // accepte : chaque Sac aussi</w:t>
+      </w:r>
+    </w:p>
+    <w:p>
+      <w:pPr>
+        <w:keepNext/>
+        <w:keepLines/>
+        <w:pBdr>
+          <w:top w:val="single" w:sz="4" w:space="4" w:color="808080"/>
+          <w:left w:val="single" w:sz="4" w:space="4" w:color="808080"/>
+          <w:bottom w:val="single" w:sz="4" w:space="4" w:color="808080"/>
+          <w:right w:val="single" w:sz="4" w:space="4" w:color="808080"/>
+        </w:pBdr>
+        <w:spacing w:after="0" w:before="0"/>
+        <w:ind w:left="220"/>
+      </w:pPr>
+      <w:r>
+        <w:rPr>
+          <w:rFonts w:ascii="Consolas" w:hAnsi="Consolas" w:cs="Consolas"/>
+          <w:color w:val="000000"/>
+          <w:sz w:val="18"/>
+          <w:szCs w:val="18"/>
+        </w:rPr>
+        <w:t xml:space="preserve">poidsTotal(objets);      // refuse : un Object n'est pas forcement un Bagage</w:t>
+      </w:r>
+    </w:p>
+    <w:p>
+      <w:pPr>
+        <w:keepNext/>
+        <w:keepLines/>
+        <w:pBdr>
+          <w:top w:val="single" w:sz="4" w:space="4" w:color="808080"/>
+          <w:left w:val="single" w:sz="4" w:space="4" w:color="808080"/>
+          <w:bottom w:val="single" w:sz="4" w:space="4" w:color="808080"/>
+          <w:right w:val="single" w:sz="4" w:space="4" w:color="808080"/>
+        </w:pBdr>
+        <w:spacing w:after="0" w:before="0"/>
+        <w:ind w:left="220"/>
+      </w:pPr>
+      <w:r>
+        <w:rPr>
+          <w:rFonts w:ascii="Consolas" w:hAnsi="Consolas" w:cs="Consolas"/>
+          <w:color w:val="000000"/>
+          <w:sz w:val="18"/>
+          <w:szCs w:val="18"/>
+        </w:rPr>
+        <w:t xml:space="preserve"> </w:t>
+      </w:r>
+    </w:p>
+    <w:p>
+      <w:pPr>
+        <w:keepNext/>
+        <w:keepLines/>
+        <w:pBdr>
+          <w:top w:val="single" w:sz="4" w:space="4" w:color="808080"/>
+          <w:left w:val="single" w:sz="4" w:space="4" w:color="808080"/>
+          <w:bottom w:val="single" w:sz="4" w:space="4" w:color="808080"/>
+          <w:right w:val="single" w:sz="4" w:space="4" w:color="808080"/>
+        </w:pBdr>
+        <w:spacing w:after="0" w:before="0"/>
+        <w:ind w:left="220"/>
+      </w:pPr>
+      <w:r>
+        <w:rPr>
+          <w:rFonts w:ascii="Consolas" w:hAnsi="Consolas" w:cs="Consolas"/>
+          <w:color w:val="000000"/>
+          <w:sz w:val="18"/>
+          <w:szCs w:val="18"/>
+        </w:rPr>
+        <w:t xml:space="preserve">charger(bagages, 2);     // accepte : une Valise a sa place parmi des Bagage</w:t>
+      </w:r>
+    </w:p>
+    <w:p>
+      <w:pPr>
+        <w:keepNext/>
+        <w:keepLines/>
+        <w:pBdr>
+          <w:top w:val="single" w:sz="4" w:space="4" w:color="808080"/>
+          <w:left w:val="single" w:sz="4" w:space="4" w:color="808080"/>
+          <w:bottom w:val="single" w:sz="4" w:space="4" w:color="808080"/>
+          <w:right w:val="single" w:sz="4" w:space="4" w:color="808080"/>
+        </w:pBdr>
+        <w:spacing w:after="0" w:before="0"/>
+        <w:ind w:left="220"/>
+      </w:pPr>
+      <w:r>
+        <w:rPr>
+          <w:rFonts w:ascii="Consolas" w:hAnsi="Consolas" w:cs="Consolas"/>
+          <w:color w:val="000000"/>
+          <w:sz w:val="18"/>
+          <w:szCs w:val="18"/>
+        </w:rPr>
+        <w:t xml:space="preserve">charger(objets, 2);      // accepte : et parmi des Object</w:t>
+      </w:r>
+    </w:p>
+    <w:p>
+      <w:pPr>
+        <w:keepNext w:val="false"/>
+        <w:keepLines/>
+        <w:pBdr>
+          <w:top w:val="single" w:sz="4" w:space="4" w:color="808080"/>
+          <w:left w:val="single" w:sz="4" w:space="4" w:color="808080"/>
+          <w:bottom w:val="single" w:sz="4" w:space="4" w:color="808080"/>
+          <w:right w:val="single" w:sz="4" w:space="4" w:color="808080"/>
+        </w:pBdr>
+        <w:spacing w:after="160" w:before="0"/>
+        <w:ind w:left="220"/>
+      </w:pPr>
+      <w:r>
+        <w:rPr>
+          <w:rFonts w:ascii="Consolas" w:hAnsi="Consolas" w:cs="Consolas"/>
+          <w:color w:val="000000"/>
+          <w:sz w:val="18"/>
+          <w:szCs w:val="18"/>
+        </w:rPr>
+        <w:t xml:space="preserve">charger(sacs, 2);        // refuse : une Valise n'a pas sa place parmi des Sac</w:t>
+      </w:r>
+    </w:p>
+    <w:p>
+      <w:pPr>
+        <w:spacing w:after="120"/>
+      </w:pPr>
+      <w:r>
+        <w:rPr>
+          <w:sz w:val="22"/>
+          <w:szCs w:val="22"/>
+        </w:rPr>
+        <w:t xml:space="preserve">Le raisonnement est toujours le même : se demander ce que la méthode va faire de la liste. </w:t>
+      </w:r>
+      <w:r>
+        <w:rPr>
+          <w:rFonts w:ascii="Consolas" w:hAnsi="Consolas" w:cs="Consolas"/>
+          <w:color w:val="000000"/>
+          <w:sz w:val="18"/>
+          <w:szCs w:val="18"/>
+        </w:rPr>
+        <w:t xml:space="preserve">poidsTotal</w:t>
+      </w:r>
+      <w:r>
+        <w:rPr>
+          <w:sz w:val="22"/>
+          <w:szCs w:val="22"/>
+        </w:rPr>
+        <w:t xml:space="preserve"> lit des éléments et les traite comme des </w:t>
+      </w:r>
+      <w:r>
+        <w:rPr>
+          <w:rFonts w:ascii="Consolas" w:hAnsi="Consolas" w:cs="Consolas"/>
+          <w:color w:val="000000"/>
+          <w:sz w:val="18"/>
+          <w:szCs w:val="18"/>
+        </w:rPr>
+        <w:t xml:space="preserve">Bagage</w:t>
+      </w:r>
+      <w:r>
+        <w:rPr>
+          <w:sz w:val="22"/>
+          <w:szCs w:val="22"/>
+        </w:rPr>
+        <w:t xml:space="preserve"> : toute liste dont les éléments sont des </w:t>
+      </w:r>
+      <w:r>
+        <w:rPr>
+          <w:rFonts w:ascii="Consolas" w:hAnsi="Consolas" w:cs="Consolas"/>
+          <w:color w:val="000000"/>
+          <w:sz w:val="18"/>
+          <w:szCs w:val="18"/>
+        </w:rPr>
+        <w:t xml:space="preserve">Bagage</w:t>
+      </w:r>
+      <w:r>
+        <w:rPr>
+          <w:sz w:val="22"/>
+          <w:szCs w:val="22"/>
+        </w:rPr>
+        <w:t xml:space="preserve"> convient, quelle que soit leur sorte exacte. </w:t>
+      </w:r>
+      <w:r>
+        <w:rPr>
+          <w:rFonts w:ascii="Consolas" w:hAnsi="Consolas" w:cs="Consolas"/>
+          <w:color w:val="000000"/>
+          <w:sz w:val="18"/>
+          <w:szCs w:val="18"/>
+        </w:rPr>
+        <w:t xml:space="preserve">charger</w:t>
+      </w:r>
+      <w:r>
+        <w:rPr>
+          <w:sz w:val="22"/>
+          <w:szCs w:val="22"/>
+        </w:rPr>
+        <w:t xml:space="preserve"> ajoute des </w:t>
+      </w:r>
+      <w:r>
+        <w:rPr>
+          <w:rFonts w:ascii="Consolas" w:hAnsi="Consolas" w:cs="Consolas"/>
+          <w:color w:val="000000"/>
+          <w:sz w:val="18"/>
+          <w:szCs w:val="18"/>
+        </w:rPr>
+        <w:t xml:space="preserve">Valise</w:t>
+      </w:r>
+      <w:r>
+        <w:rPr>
+          <w:sz w:val="22"/>
+          <w:szCs w:val="22"/>
+        </w:rPr>
+        <w:t xml:space="preserve"> : toute liste où une </w:t>
+      </w:r>
+      <w:r>
+        <w:rPr>
+          <w:rFonts w:ascii="Consolas" w:hAnsi="Consolas" w:cs="Consolas"/>
+          <w:color w:val="000000"/>
+          <w:sz w:val="18"/>
+          <w:szCs w:val="18"/>
+        </w:rPr>
+        <w:t xml:space="preserve">Valise</w:t>
+      </w:r>
+      <w:r>
+        <w:rPr>
+          <w:sz w:val="22"/>
+          <w:szCs w:val="22"/>
+        </w:rPr>
+        <w:t xml:space="preserve"> a sa place convient, c'est-à-dire une liste de </w:t>
+      </w:r>
+      <w:r>
+        <w:rPr>
+          <w:rFonts w:ascii="Consolas" w:hAnsi="Consolas" w:cs="Consolas"/>
+          <w:color w:val="000000"/>
+          <w:sz w:val="18"/>
+          <w:szCs w:val="18"/>
+        </w:rPr>
+        <w:t xml:space="preserve">Valise</w:t>
+      </w:r>
+      <w:r>
+        <w:rPr>
+          <w:sz w:val="22"/>
+          <w:szCs w:val="22"/>
+        </w:rPr>
+        <w:t xml:space="preserve"> ou d'un type plus général. Le compilateur refuse exactement les cas où la méthode pourrait se tromper.</w:t>
+      </w:r>
+    </w:p>
+    <w:p>
+      <w:pPr>
         <w:pStyle w:val="Heading1"/>
         <w:keepNext/>
         <w:spacing w:after="160" w:before="360"/>
@@ -8857,8 +9337,8 @@
       </w:r>
     </w:p>
     <w:sectPr>
-      <w:headerReference w:type="default" r:id="rId12"/>
-      <w:footerReference w:type="default" r:id="rId14"/>
+      <w:headerReference w:type="default" r:id="rId13"/>
+      <w:footerReference w:type="default" r:id="rId15"/>
       <w:pgSz w:w="11906" w:h="16838" w:orient="portrait"/>
       <w:pgMar w:top="1440" w:right="1440" w:bottom="1440" w:left="1440" w:header="708" w:footer="708" w:gutter="0"/>
       <w:pgNumType w:start="1"/>
@@ -8961,7 +9441,7 @@
       <w:fldChar w:fldCharType="separate"/>
     </w:r>
     <w:r>
-      <w:t>8</w:t>
+      <w:t>9</w:t>
     </w:r>
     <w:r>
       <w:fldChar w:fldCharType="end"/>
